--- a/docs/BENVENUTO.docx
+++ b/docs/BENVENUTO.docx
@@ -384,16 +384,16 @@
     </w:p>
     <w:p>
       <w:r>
-        <w:t xml:space="preserve">Se cancelli il prezzo e lo lasci vuoto, il capo resta sul sito e si può ancora ordinare dal suo modulo, ma </w:t>
-      </w:r>
-      <w:r>
-        <w:rPr>
-          <w:b/>
-        </w:rPr>
-        <w:t xml:space="preserve">sparisce dal carrello</w:t>
-      </w:r>
-      <w:r>
-        <w:t xml:space="preserve">, perché il carrello deve fare un totale.</w:t>
+        <w:t xml:space="preserve">Se cancelli il prezzo e lo lasci vuoto, il capo resta sul sito ma </w:t>
+      </w:r>
+      <w:r>
+        <w:rPr>
+          <w:b/>
+        </w:rPr>
+        <w:t xml:space="preserve">non si può più comprare</w:t>
+      </w:r>
+      <w:r>
+        <w:t xml:space="preserve">: si paga solo dal carrello, e il carrello deve fare un totale.</w:t>
       </w:r>
     </w:p>
     <w:p/>
@@ -630,7 +630,7 @@
         <w:t xml:space="preserve">Le altre due scelte.</w:t>
       </w:r>
       <w:r>
-        <w:t xml:space="preserve"> «Sì, ma ne esiste uno solo» è per i pezzi unici: si compra normalmente ma se ne può prendere uno solo. «No, è già di qualcuno» è per un pezzo fatto per una persona.</w:t>
+        <w:t xml:space="preserve"> «Sì, ma ne esiste uno solo» è per i pezzi unici: si compra normalmente ma se ne può prendere uno solo, e quando qualcuno lo paga il sito lo mette da solo su «No, è già di qualcuno» (punto 16). «No, è già di qualcuno» è per un pezzo fatto per una persona, o già venduto.</w:t>
       </w:r>
     </w:p>
     <w:p/>
@@ -2131,108 +2131,231 @@
         <w:pStyle w:val="Heading2"/>
       </w:pPr>
       <w:r>
-        <w:t xml:space="preserve">Quando una cosa non appare</w:t>
-      </w:r>
-    </w:p>
-    <w:p>
-      <w:r>
-        <w:t xml:space="preserve">In ordine, e fermati appena la trovi.</w:t>
-      </w:r>
-    </w:p>
-    <w:p>
-      <w:r>
-        <w:rPr>
-          <w:b/>
-        </w:rPr>
-        <w:t xml:space="preserve">1. Hai premuto Publish?</w:t>
-      </w:r>
-      <w:r>
-        <w:t xml:space="preserve"> Se il pulsante in basso a destra è ancora verde e attivo, la modifica è solo tua.</w:t>
-      </w:r>
-    </w:p>
-    <w:p>
-      <w:r>
-        <w:rPr>
-          <w:b/>
-        </w:rPr>
-        <w:t xml:space="preserve">2. Sono passati cinque minuti?</w:t>
-      </w:r>
-      <w:r>
-        <w:t xml:space="preserve"> Il sito si rifà da solo e ci mette qualche minuto.</w:t>
-      </w:r>
-    </w:p>
-    <w:p>
-      <w:r>
-        <w:rPr>
-          <w:b/>
-        </w:rPr>
-        <w:t xml:space="preserve">3. Hai ricaricato tenendo premuto Shift?</w:t>
-      </w:r>
-      <w:r>
-        <w:t xml:space="preserve"> Il telefono e il computer tengono la pagina vecchia in memoria anche quando quella nuova è pronta.</w:t>
-      </w:r>
-    </w:p>
-    <w:p>
-      <w:r>
-        <w:rPr>
-          <w:b/>
-        </w:rPr>
-        <w:t xml:space="preserve">4. Stai guardando la lingua giusta?</w:t>
-      </w:r>
-      <w:r>
-        <w:t xml:space="preserve"> Se hai scritto solo nella casella </w:t>
-      </w:r>
-      <w:r>
-        <w:rPr>
-          <w:b/>
-        </w:rPr>
-        <w:t xml:space="preserve">it</w:t>
-      </w:r>
-      <w:r>
-        <w:t xml:space="preserve"> e stai guardando il sito in inglese, quel punto è vuoto.</w:t>
-      </w:r>
-    </w:p>
-    <w:p>
-      <w:r>
-        <w:rPr>
-          <w:b/>
-        </w:rPr>
-        <w:t xml:space="preserve">5. Il capo ha l'indirizzo della pagina?</w:t>
-      </w:r>
-      <w:r>
-        <w:t xml:space="preserve"> Un capo nuovo senza </w:t>
-      </w:r>
-      <w:r>
-        <w:rPr>
-          <w:b/>
-        </w:rPr>
-        <w:t xml:space="preserve">GENERATE</w:t>
-      </w:r>
-      <w:r>
-        <w:t xml:space="preserve"> non si pubblica affatto.</w:t>
-      </w:r>
-    </w:p>
-    <w:p>
-      <w:r>
-        <w:t xml:space="preserve">Se hai fatto tutti e cinque e ancora non si vede, scrivici. Dicci </w:t>
-      </w:r>
-      <w:r>
-        <w:rPr>
-          <w:b/>
-        </w:rPr>
-        <w:t xml:space="preserve">cosa hai cambiato</w:t>
-      </w:r>
-      <w:r>
-        <w:t xml:space="preserve"> e </w:t>
-      </w:r>
-      <w:r>
-        <w:rPr>
-          <w:b/>
-        </w:rPr>
-        <w:t xml:space="preserve">su quale capo</w:t>
-      </w:r>
-      <w:r>
-        <w:t xml:space="preserve">: con quelle due cose lo troviamo in un minuto.</w:t>
+        <w:t xml:space="preserve">16. Quando arriva un ordine pagato</w:t>
+      </w:r>
+    </w:p>
+    <w:p>
+      <w:r>
+        <w:t xml:space="preserve">Si paga solo con carta, sul sito. Chi compra sceglie il paese, spunta la casella sulle condizioni di vendita e sulla privacy, preme </w:t>
+      </w:r>
+      <w:r>
+        <w:rPr>
+          <w:b/>
+        </w:rPr>
+        <w:t xml:space="preserve">Paga</w:t>
+      </w:r>
+      <w:r>
+        <w:t xml:space="preserve"> e paga su Stripe. </w:t>
+      </w:r>
+      <w:r>
+        <w:rPr>
+          <w:b/>
+        </w:rPr>
+        <w:t xml:space="preserve">Nessun ordine ti arriva senza i soldi.</w:t>
+      </w:r>
+    </w:p>
+    <w:p>
+      <w:r>
+        <w:rPr>
+          <w:b/>
+        </w:rPr>
+        <w:t xml:space="preserve">La mail.</w:t>
+      </w:r>
+      <w:r>
+        <w:t xml:space="preserve"> Arriva nella tua casella di sempre, dallo stesso mittente degli ordini di prima. L'oggetto comincia con </w:t>
+      </w:r>
+      <w:r>
+        <w:rPr>
+          <w:b/>
+        </w:rPr>
+        <w:t xml:space="preserve">Paid order</w:t>
+      </w:r>
+      <w:r>
+        <w:t xml:space="preserve">, poi il capo e il totale: «Paid order: Abyssys S — €165». Dentro c'è ogni capo con taglia e quantità, la spedizione pagata e il paese, il totale incassato, il nome, l'email, il telefono e l'indirizzo completo di chi ha comprato.</w:t>
+      </w:r>
+    </w:p>
+    <w:p>
+      <w:r>
+        <w:rPr>
+          <w:b/>
+        </w:rPr>
+        <w:t xml:space="preserve">I soldi sono già presi.</w:t>
+      </w:r>
+      <w:r>
+        <w:t xml:space="preserve"> Non devi chiedere niente a nessuno.</w:t>
+      </w:r>
+    </w:p>
+    <w:p>
+      <w:r>
+        <w:rPr>
+          <w:b/>
+        </w:rPr>
+        <w:t xml:space="preserve">1.</w:t>
+      </w:r>
+      <w:r>
+        <w:t xml:space="preserve"> Se in cima alla mail c'è una riga </w:t>
+      </w:r>
+      <w:r>
+        <w:rPr>
+          <w:b/>
+        </w:rPr>
+        <w:t xml:space="preserve">Check</w:t>
+      </w:r>
+      <w:r>
+        <w:t xml:space="preserve">, fermati: la spedizione è stata pagata per un paese e l'indirizzo è in un altro. Non spedire e scrivici. Non dovrebbe succedere mai.</w:t>
+      </w:r>
+    </w:p>
+    <w:p>
+      <w:r>
+        <w:rPr>
+          <w:b/>
+        </w:rPr>
+        <w:t xml:space="preserve">2.</w:t>
+      </w:r>
+      <w:r>
+        <w:t xml:space="preserve"> Prepara il capo nella taglia scritta accanto al nome.</w:t>
+      </w:r>
+    </w:p>
+    <w:p>
+      <w:r>
+        <w:rPr>
+          <w:b/>
+        </w:rPr>
+        <w:t xml:space="preserve">3.</w:t>
+      </w:r>
+      <w:r>
+        <w:t xml:space="preserve"> Spedisci all'indirizzo sotto </w:t>
+      </w:r>
+      <w:r>
+        <w:rPr>
+          <w:b/>
+        </w:rPr>
+        <w:t xml:space="preserve">Ship to</w:t>
+      </w:r>
+      <w:r>
+        <w:t xml:space="preserve">, con il telefono sull'etichetta: serve al corriere.</w:t>
+      </w:r>
+    </w:p>
+    <w:p>
+      <w:r>
+        <w:rPr>
+          <w:b/>
+        </w:rPr>
+        <w:t xml:space="preserve">4.</w:t>
+      </w:r>
+      <w:r>
+        <w:t xml:space="preserve"> Quando il pacco parte, </w:t>
+      </w:r>
+      <w:r>
+        <w:rPr>
+          <w:b/>
+        </w:rPr>
+        <w:t xml:space="preserve">rispondi alla mail</w:t>
+      </w:r>
+      <w:r>
+        <w:t xml:space="preserve">: la risposta va dritta a chi ha comprato. Scrivigli che è partito e il numero per seguirlo. Gli abbiamo già detto che gli avresti scritto.</w:t>
+      </w:r>
+    </w:p>
+    <w:p>
+      <w:r>
+        <w:rPr>
+          <w:b/>
+        </w:rPr>
+        <w:t xml:space="preserve">Chi compra riceve una mail sua</w:t>
+      </w:r>
+      <w:r>
+        <w:t xml:space="preserve">, nella sua lingua: cosa ha comprato, quanto ha pagato, dove arriva, e che gli scriverai quando parte. Se risponde a quella mail, la risposta arriva a info@aleksandercecco.com.</w:t>
+      </w:r>
+    </w:p>
+    <w:p>
+      <w:r>
+        <w:rPr>
+          <w:b/>
+        </w:rPr>
+        <w:t xml:space="preserve">Se è un pezzo unico</w:t>
+      </w:r>
+      <w:r>
+        <w:t xml:space="preserve"> (Severya, Styrax Red Goat), la mail lo dice. Il sito smette da solo di venderlo e nel pannello lo mette su </w:t>
+      </w:r>
+      <w:r>
+        <w:rPr>
+          <w:b/>
+        </w:rPr>
+        <w:t xml:space="preserve">No, è già di qualcuno</w:t>
+      </w:r>
+      <w:r>
+        <w:t xml:space="preserve">. Se dopo un'ora lo vedi ancora in vendita, fallo tu, come al punto 3. Mentre qualcuno lo sta pagando, chi prova a comprarlo legge che qualcun altro lo sta pagando; se il primo non conclude, dopo mezz'ora torna libero.</w:t>
+      </w:r>
+    </w:p>
+    <w:p>
+      <w:r>
+        <w:rPr>
+          <w:b/>
+        </w:rPr>
+        <w:t xml:space="preserve">Se ti arriva una mail Buyer not confirmed</w:t>
+      </w:r>
+      <w:r>
+        <w:t xml:space="preserve">, la mail al cliente non è partita. Rispondi a quella mail e scrivigli tu: la risposta va a lui.</w:t>
+      </w:r>
+    </w:p>
+    <w:p>
+      <w:r>
+        <w:rPr>
+          <w:b/>
+        </w:rPr>
+        <w:t xml:space="preserve">Per rimborsare</w:t>
+      </w:r>
+      <w:r>
+        <w:t xml:space="preserve">, per esempio se chi ha comprato cambia idea entro i quattordici giorni: nella mail c'è il link </w:t>
+      </w:r>
+      <w:r>
+        <w:rPr>
+          <w:b/>
+        </w:rPr>
+        <w:t xml:space="preserve">The payment in Stripe</w:t>
+      </w:r>
+      <w:r>
+        <w:t xml:space="preserve">. Aprilo e premi </w:t>
+      </w:r>
+      <w:r>
+        <w:rPr>
+          <w:b/>
+        </w:rPr>
+        <w:t xml:space="preserve">Refund</w:t>
+      </w:r>
+      <w:r>
+        <w:t xml:space="preserve">, o </w:t>
+      </w:r>
+      <w:r>
+        <w:rPr>
+          <w:b/>
+        </w:rPr>
+        <w:t xml:space="preserve">Rimborsa</w:t>
+      </w:r>
+      <w:r>
+        <w:t xml:space="preserve"> se Stripe ti parla in italiano. I soldi tornano sulla stessa carta.</w:t>
+      </w:r>
+    </w:p>
+    <w:p>
+      <w:r>
+        <w:rPr>
+          <w:b/>
+        </w:rPr>
+        <w:t xml:space="preserve">Una mail con [TEST] nell'oggetto</w:t>
+      </w:r>
+      <w:r>
+        <w:t xml:space="preserve"> è una prova nostra. Non c'è niente da spedire.</w:t>
+      </w:r>
+    </w:p>
+    <w:p>
+      <w:r>
+        <w:rPr>
+          <w:b/>
+        </w:rPr>
+        <w:t xml:space="preserve">Se il sito dice che al momento non si può ordinare</w:t>
+      </w:r>
+      <w:r>
+        <w:t xml:space="preserve">, Stripe non risponde o non accetta la chiave. Il negozio è fermo finché non torna: scrivici subito.</w:t>
       </w:r>
     </w:p>
     <w:p/>
@@ -2241,49 +2364,108 @@
         <w:pStyle w:val="Heading2"/>
       </w:pPr>
       <w:r>
-        <w:t xml:space="preserve">Tre cose da non toccare</w:t>
-      </w:r>
-    </w:p>
-    <w:p>
-      <w:r>
-        <w:rPr>
-          <w:b/>
-        </w:rPr>
-        <w:t xml:space="preserve">L'indirizzo della pagina di un capo già online.</w:t>
-      </w:r>
-      <w:r>
-        <w:t xml:space="preserve"> Sta dentro </w:t>
-      </w:r>
-      <w:r>
-        <w:rPr>
-          <w:b/>
-        </w:rPr>
-        <w:t xml:space="preserve">Impostazioni del capo</w:t>
-      </w:r>
-      <w:r>
-        <w:t xml:space="preserve"> ed è chiuso apposta. Se lo cambi, tutti i link a quel capo che hai già mandato in giro smettono di funzionare, e non c'è modo di accorgersene guardando il sito.</w:t>
-      </w:r>
-    </w:p>
-    <w:p>
-      <w:r>
-        <w:rPr>
-          <w:b/>
-        </w:rPr>
-        <w:t xml:space="preserve">Il pulsante di cancellazione di un capo.</w:t>
-      </w:r>
-      <w:r>
-        <w:t xml:space="preserve"> Per togliere un capo dalla vendita c'è il punto 3 di questo manuale. Cancellare è un'altra cosa e non si annulla.</w:t>
-      </w:r>
-    </w:p>
-    <w:p>
-      <w:r>
-        <w:rPr>
-          <w:b/>
-        </w:rPr>
-        <w:t xml:space="preserve">Il menu Drafts e le icone in alto a destra.</w:t>
-      </w:r>
-      <w:r>
-        <w:t xml:space="preserve"> Sono cose di Sanity, non del tuo sito. Non ti servono e non rompono niente.</w:t>
+        <w:t xml:space="preserve">Quando una cosa non appare</w:t>
+      </w:r>
+    </w:p>
+    <w:p>
+      <w:r>
+        <w:t xml:space="preserve">In ordine, e fermati appena la trovi.</w:t>
+      </w:r>
+    </w:p>
+    <w:p>
+      <w:r>
+        <w:rPr>
+          <w:b/>
+        </w:rPr>
+        <w:t xml:space="preserve">1. Hai premuto Publish?</w:t>
+      </w:r>
+      <w:r>
+        <w:t xml:space="preserve"> Se il pulsante in basso a destra è ancora verde e attivo, la modifica è solo tua.</w:t>
+      </w:r>
+    </w:p>
+    <w:p>
+      <w:r>
+        <w:rPr>
+          <w:b/>
+        </w:rPr>
+        <w:t xml:space="preserve">2. Sono passati cinque minuti?</w:t>
+      </w:r>
+      <w:r>
+        <w:t xml:space="preserve"> Il sito si rifà da solo e ci mette qualche minuto.</w:t>
+      </w:r>
+    </w:p>
+    <w:p>
+      <w:r>
+        <w:rPr>
+          <w:b/>
+        </w:rPr>
+        <w:t xml:space="preserve">3. Hai ricaricato tenendo premuto Shift?</w:t>
+      </w:r>
+      <w:r>
+        <w:t xml:space="preserve"> Il telefono e il computer tengono la pagina vecchia in memoria anche quando quella nuova è pronta.</w:t>
+      </w:r>
+    </w:p>
+    <w:p>
+      <w:r>
+        <w:rPr>
+          <w:b/>
+        </w:rPr>
+        <w:t xml:space="preserve">4. Stai guardando la lingua giusta?</w:t>
+      </w:r>
+      <w:r>
+        <w:t xml:space="preserve"> Se hai scritto solo nella casella </w:t>
+      </w:r>
+      <w:r>
+        <w:rPr>
+          <w:b/>
+        </w:rPr>
+        <w:t xml:space="preserve">it</w:t>
+      </w:r>
+      <w:r>
+        <w:t xml:space="preserve"> e stai guardando il sito in inglese, quel punto è vuoto.</w:t>
+      </w:r>
+    </w:p>
+    <w:p>
+      <w:r>
+        <w:rPr>
+          <w:b/>
+        </w:rPr>
+        <w:t xml:space="preserve">5. Il capo ha l'indirizzo della pagina?</w:t>
+      </w:r>
+      <w:r>
+        <w:t xml:space="preserve"> Un capo nuovo senza </w:t>
+      </w:r>
+      <w:r>
+        <w:rPr>
+          <w:b/>
+        </w:rPr>
+        <w:t xml:space="preserve">GENERATE</w:t>
+      </w:r>
+      <w:r>
+        <w:t xml:space="preserve"> non si pubblica affatto.</w:t>
+      </w:r>
+    </w:p>
+    <w:p>
+      <w:r>
+        <w:t xml:space="preserve">Se hai fatto tutti e cinque e ancora non si vede, scrivici. Dicci </w:t>
+      </w:r>
+      <w:r>
+        <w:rPr>
+          <w:b/>
+        </w:rPr>
+        <w:t xml:space="preserve">cosa hai cambiato</w:t>
+      </w:r>
+      <w:r>
+        <w:t xml:space="preserve"> e </w:t>
+      </w:r>
+      <w:r>
+        <w:rPr>
+          <w:b/>
+        </w:rPr>
+        <w:t xml:space="preserve">su quale capo</w:t>
+      </w:r>
+      <w:r>
+        <w:t xml:space="preserve">: con quelle due cose lo troviamo in un minuto.</w:t>
       </w:r>
     </w:p>
     <w:p/>
@@ -2292,87 +2474,49 @@
         <w:pStyle w:val="Heading2"/>
       </w:pPr>
       <w:r>
-        <w:t xml:space="preserve">Cosa resta da fare, ed è poco</w:t>
-      </w:r>
-    </w:p>
-    <w:p>
-      <w:r>
-        <w:t xml:space="preserve">Niente di questo tiene chiuso il negozio. Sono cose scritte da noi che aspettano una tua parola.</w:t>
-      </w:r>
-    </w:p>
-    <w:p>
-      <w:r>
-        <w:rPr>
-          <w:b/>
-        </w:rPr>
-        <w:t xml:space="preserve">Sei descrizioni in italiano.</w:t>
-      </w:r>
-      <w:r>
-        <w:t xml:space="preserve"> L'inglese è tuo, l'italiano lo abbiamo tradotto noi: Monumentus Lux, Monumentus Pants, Styrax, Styrax Red Goat, Tibia Cut e Tomar.</w:t>
-      </w:r>
-    </w:p>
-    <w:p>
-      <w:r>
-        <w:rPr>
-          <w:b/>
-        </w:rPr>
-        <w:t xml:space="preserve">Due prezzi, tutti e due su capi che non si vendono.</w:t>
-      </w:r>
-      <w:r>
-        <w:t xml:space="preserve"> Vegmentum ha ancora un numero nostro, Rubedo non ne ha nessuno.</w:t>
-      </w:r>
-    </w:p>
-    <w:p>
-      <w:r>
-        <w:rPr>
-          <w:b/>
-        </w:rPr>
-        <w:t xml:space="preserve">Ottantadue descrizioni delle fotografie</w:t>
-      </w:r>
-      <w:r>
-        <w:t xml:space="preserve">, il punto 14.</w:t>
-      </w:r>
-    </w:p>
-    <w:p>
-      <w:r>
-        <w:rPr>
-          <w:b/>
-        </w:rPr>
-        <w:t xml:space="preserve">Dodici righe sotto i dettagli</w:t>
-      </w:r>
-      <w:r>
-        <w:t xml:space="preserve">, il punto 15.</w:t>
-      </w:r>
-    </w:p>
-    <w:p>
-      <w:r>
-        <w:rPr>
-          <w:b/>
-        </w:rPr>
-        <w:t xml:space="preserve">Diciannove frasi del sito</w:t>
-      </w:r>
-      <w:r>
-        <w:t xml:space="preserve"> sono nostre e stanno in </w:t>
-      </w:r>
-      <w:r>
-        <w:rPr>
-          <w:b/>
-        </w:rPr>
-        <w:t xml:space="preserve">Le parole del sito</w:t>
-      </w:r>
-      <w:r>
-        <w:t xml:space="preserve">.</w:t>
-      </w:r>
-    </w:p>
-    <w:p>
-      <w:r>
-        <w:rPr>
-          <w:b/>
-        </w:rPr>
-        <w:t xml:space="preserve">Su quattro capi abbiamo indovinato noi se sono da uomo o da donna.</w:t>
-      </w:r>
-      <w:r>
-        <w:t xml:space="preserve"> Serve solo per il filtro del catalogo.</w:t>
+        <w:t xml:space="preserve">Tre cose da non toccare</w:t>
+      </w:r>
+    </w:p>
+    <w:p>
+      <w:r>
+        <w:rPr>
+          <w:b/>
+        </w:rPr>
+        <w:t xml:space="preserve">L'indirizzo della pagina di un capo già online.</w:t>
+      </w:r>
+      <w:r>
+        <w:t xml:space="preserve"> Sta dentro </w:t>
+      </w:r>
+      <w:r>
+        <w:rPr>
+          <w:b/>
+        </w:rPr>
+        <w:t xml:space="preserve">Impostazioni del capo</w:t>
+      </w:r>
+      <w:r>
+        <w:t xml:space="preserve"> ed è chiuso apposta. Se lo cambi, tutti i link a quel capo che hai già mandato in giro smettono di funzionare, e non c'è modo di accorgersene guardando il sito.</w:t>
+      </w:r>
+    </w:p>
+    <w:p>
+      <w:r>
+        <w:rPr>
+          <w:b/>
+        </w:rPr>
+        <w:t xml:space="preserve">Il pulsante di cancellazione di un capo.</w:t>
+      </w:r>
+      <w:r>
+        <w:t xml:space="preserve"> Per togliere un capo dalla vendita c'è il punto 3 di questo manuale. Cancellare è un'altra cosa e non si annulla.</w:t>
+      </w:r>
+    </w:p>
+    <w:p>
+      <w:r>
+        <w:rPr>
+          <w:b/>
+        </w:rPr>
+        <w:t xml:space="preserve">Il menu Drafts e le icone in alto a destra.</w:t>
+      </w:r>
+      <w:r>
+        <w:t xml:space="preserve"> Sono cose di Sanity, non del tuo sito. Non ti servono e non rompono niente.</w:t>
       </w:r>
     </w:p>
     <w:p/>
@@ -2381,6 +2525,106 @@
         <w:pStyle w:val="Heading2"/>
       </w:pPr>
       <w:r>
+        <w:t xml:space="preserve">Cosa resta da fare, ed è poco</w:t>
+      </w:r>
+    </w:p>
+    <w:p>
+      <w:r>
+        <w:t xml:space="preserve">Niente di questo tiene chiuso il negozio. Sono cose scritte da noi che aspettano una tua parola, e una che aspetta l'avvocato.</w:t>
+      </w:r>
+    </w:p>
+    <w:p>
+      <w:r>
+        <w:rPr>
+          <w:b/>
+        </w:rPr>
+        <w:t xml:space="preserve">I testi del pagamento con carta.</w:t>
+      </w:r>
+      <w:r>
+        <w:t xml:space="preserve"> Le condizioni di vendita e la privacy pubblicate descrivono ancora l'ordine per email. Le domande per l'avvocato sono scritte; quando risponde, i testi nuovi li mettiamo noi, parola per parola.</w:t>
+      </w:r>
+    </w:p>
+    <w:p>
+      <w:r>
+        <w:rPr>
+          <w:b/>
+        </w:rPr>
+        <w:t xml:space="preserve">Sei descrizioni in italiano.</w:t>
+      </w:r>
+      <w:r>
+        <w:t xml:space="preserve"> L'inglese è tuo, l'italiano lo abbiamo tradotto noi: Monumentus Lux, Monumentus Pants, Styrax, Styrax Red Goat, Tibia Cut e Tomar.</w:t>
+      </w:r>
+    </w:p>
+    <w:p>
+      <w:r>
+        <w:rPr>
+          <w:b/>
+        </w:rPr>
+        <w:t xml:space="preserve">Due prezzi, tutti e due su capi che non si vendono.</w:t>
+      </w:r>
+      <w:r>
+        <w:t xml:space="preserve"> Vegmentum ha ancora un numero nostro, Rubedo non ne ha nessuno.</w:t>
+      </w:r>
+    </w:p>
+    <w:p>
+      <w:r>
+        <w:rPr>
+          <w:b/>
+        </w:rPr>
+        <w:t xml:space="preserve">Ottantadue descrizioni delle fotografie</w:t>
+      </w:r>
+      <w:r>
+        <w:t xml:space="preserve">, il punto 14.</w:t>
+      </w:r>
+    </w:p>
+    <w:p>
+      <w:r>
+        <w:rPr>
+          <w:b/>
+        </w:rPr>
+        <w:t xml:space="preserve">Dodici righe sotto i dettagli</w:t>
+      </w:r>
+      <w:r>
+        <w:t xml:space="preserve">, il punto 15.</w:t>
+      </w:r>
+    </w:p>
+    <w:p>
+      <w:r>
+        <w:rPr>
+          <w:b/>
+        </w:rPr>
+        <w:t xml:space="preserve">Diciannove frasi del sito</w:t>
+      </w:r>
+      <w:r>
+        <w:t xml:space="preserve"> sono nostre e stanno in </w:t>
+      </w:r>
+      <w:r>
+        <w:rPr>
+          <w:b/>
+        </w:rPr>
+        <w:t xml:space="preserve">Le parole del sito</w:t>
+      </w:r>
+      <w:r>
+        <w:t xml:space="preserve">.</w:t>
+      </w:r>
+    </w:p>
+    <w:p>
+      <w:r>
+        <w:rPr>
+          <w:b/>
+        </w:rPr>
+        <w:t xml:space="preserve">Su quattro capi abbiamo indovinato noi se sono da uomo o da donna.</w:t>
+      </w:r>
+      <w:r>
+        <w:t xml:space="preserve"> Serve solo per il filtro del catalogo.</w:t>
+      </w:r>
+    </w:p>
+    <w:p/>
+    <w:p>
+      <w:pPr>
+        <w:pStyle w:val="Heading2"/>
+      </w:pPr>
+      <w:r>
         <w:t xml:space="preserve">Dove sta il negozio adesso</w:t>
       </w:r>
     </w:p>
@@ -2411,10 +2655,10 @@
         <w:rPr>
           <w:b/>
         </w:rPr>
-        <w:t xml:space="preserve">Gli ordini arrivano nella tua casella</w:t>
-      </w:r>
-      <w:r>
-        <w:t xml:space="preserve">, con il nome, l'indirizzo e cosa ha scelto chi compra.</w:t>
+        <w:t xml:space="preserve">Si paga solo con carta, sul sito</w:t>
+      </w:r>
+      <w:r>
+        <w:t xml:space="preserve">, anche Severya e Styrax Red Goat. Gli ordini ti arrivano già pagati, con il nome, l'indirizzo e cosa ha scelto chi compra (punto 16).</w:t>
       </w:r>
     </w:p>
     <w:p>
@@ -2425,7 +2669,7 @@
         <w:t xml:space="preserve">Le condizioni di vendita, la privacy e il recesso sono online</w:t>
       </w:r>
       <w:r>
-        <w:t xml:space="preserve">, scritte dall'avvocato, e in fondo a ogni pagina ci sono i dati della società.</w:t>
+        <w:t xml:space="preserve">, scritte dall'avvocato, e in fondo a ogni pagina ci sono i dati della società. Vanno aggiornate per il pagamento con carta: vedi sopra.</w:t>
       </w:r>
     </w:p>
     <w:p>
